--- a/public/PDF/conference/CSE_SubmissionForm.docx
+++ b/public/PDF/conference/CSE_SubmissionForm.docx
@@ -20,7 +20,25 @@
           <w:sz w:val="32"/>
           <w:szCs w:val="32"/>
         </w:rPr>
-        <w:t>2026 CSE CONFERENCE</w:t>
+        <w:t>202</w:t>
+      </w:r>
+      <w:r>
+        <w:rPr>
+          <w:b/>
+          <w:color w:val="000000"/>
+          <w:sz w:val="32"/>
+          <w:szCs w:val="32"/>
+        </w:rPr>
+        <w:t>7</w:t>
+      </w:r>
+      <w:r>
+        <w:rPr>
+          <w:b/>
+          <w:color w:val="000000"/>
+          <w:sz w:val="32"/>
+          <w:szCs w:val="32"/>
+        </w:rPr>
+        <w:t xml:space="preserve"> CSE CONFERENCE</w:t>
       </w:r>
     </w:p>
     <w:p>
@@ -39,7 +57,31 @@
           <w:sz w:val="28"/>
           <w:szCs w:val="28"/>
         </w:rPr>
-        <w:t>January 17, 2026</w:t>
+        <w:t>January 1</w:t>
+      </w:r>
+      <w:r>
+        <w:rPr>
+          <w:color w:val="000000"/>
+          <w:sz w:val="28"/>
+          <w:szCs w:val="28"/>
+        </w:rPr>
+        <w:t>6</w:t>
+      </w:r>
+      <w:r>
+        <w:rPr>
+          <w:color w:val="000000"/>
+          <w:sz w:val="28"/>
+          <w:szCs w:val="28"/>
+        </w:rPr>
+        <w:t>, 202</w:t>
+      </w:r>
+      <w:r>
+        <w:rPr>
+          <w:color w:val="000000"/>
+          <w:sz w:val="28"/>
+          <w:szCs w:val="28"/>
+        </w:rPr>
+        <w:t>7</w:t>
       </w:r>
     </w:p>
     <w:p>
@@ -291,25 +333,7 @@
           <w:sz w:val="24"/>
           <w:szCs w:val="24"/>
         </w:rPr>
-        <w:t xml:space="preserve">Will you be </w:t>
-      </w:r>
-      <w:proofErr w:type="gramStart"/>
-      <w:r>
-        <w:rPr>
-          <w:b/>
-          <w:sz w:val="24"/>
-          <w:szCs w:val="24"/>
-        </w:rPr>
-        <w:t>presenting</w:t>
-      </w:r>
-      <w:proofErr w:type="gramEnd"/>
-      <w:r>
-        <w:rPr>
-          <w:b/>
-          <w:sz w:val="24"/>
-          <w:szCs w:val="24"/>
-        </w:rPr>
-        <w:t xml:space="preserve"> a regular talk or poster?</w:t>
+        <w:t>Will you be presenting a regular talk or poster?</w:t>
       </w:r>
       <w:r>
         <w:rPr>
